--- a/WW-SOP-Standard-Work-Cards.docx
+++ b/WW-SOP-Standard-Work-Cards.docx
@@ -4064,6 +4064,149 @@
               <w:bottom w:val="single" w:color="BFBFBF" w:sz="4"/>
               <w:right w:val="single" w:color="BFBFBF" w:sz="4"/>
             </w:tcBorders>
+            <w:shd w:fill="FFF2CC" w:val="clear"/>
+            <w:tcMar>
+              <w:top w:type="dxa" w:w="60"/>
+              <w:left w:type="dxa" w:w="120"/>
+              <w:bottom w:type="dxa" w:w="60"/>
+              <w:right w:type="dxa" w:w="100"/>
+            </w:tcMar>
+            <w:vAlign w:val="top"/>
+          </w:tcPr>
+          <w:p>
+            <w:pPr>
+              <w:spacing w:after="40"/>
+            </w:pPr>
+            <w:r>
+              <w:rPr>
+                <w:b/>
+                <w:bCs/>
+                <w:color w:val="1F3864"/>
+                <w:sz w:val="18"/>
+                <w:szCs w:val="18"/>
+              </w:rPr>
+              <w:t xml:space="preserve">If this happens → do this</w:t>
+            </w:r>
+          </w:p>
+        </w:tc>
+        <w:tc>
+          <w:tcPr>
+            <w:tcW w:type="dxa" w:w="7920"/>
+            <w:tcBorders>
+              <w:top w:val="single" w:color="BFBFBF" w:sz="4"/>
+              <w:left w:val="single" w:color="BFBFBF" w:sz="4"/>
+              <w:bottom w:val="single" w:color="BFBFBF" w:sz="4"/>
+              <w:right w:val="single" w:color="BFBFBF" w:sz="4"/>
+            </w:tcBorders>
+            <w:shd w:fill="FFFBEF" w:val="clear"/>
+            <w:tcMar>
+              <w:top w:type="dxa" w:w="60"/>
+              <w:left w:type="dxa" w:w="120"/>
+              <w:bottom w:type="dxa" w:w="60"/>
+              <w:right w:type="dxa" w:w="120"/>
+            </w:tcMar>
+            <w:vAlign w:val="top"/>
+          </w:tcPr>
+          <w:p>
+            <w:pPr>
+              <w:spacing w:after="20"/>
+            </w:pPr>
+            <w:r>
+              <w:rPr>
+                <w:b/>
+                <w:bCs/>
+                <w:color w:val="833C00"/>
+                <w:sz w:val="18"/>
+                <w:szCs w:val="18"/>
+              </w:rPr>
+              <w:t xml:space="preserve">Pallet barcode won't scan:  </w:t>
+            </w:r>
+            <w:r>
+              <w:rPr>
+                <w:sz w:val="18"/>
+                <w:szCs w:val="18"/>
+              </w:rPr>
+              <w:t xml:space="preserve">Key the printed text under the barcode. If it still fails, search Inventory by pallet/product and reprint the pallet label before continuing.</w:t>
+            </w:r>
+          </w:p>
+          <w:p>
+            <w:pPr>
+              <w:spacing w:after="20"/>
+            </w:pPr>
+            <w:r>
+              <w:rPr>
+                <w:b/>
+                <w:bCs/>
+                <w:color w:val="833C00"/>
+                <w:sz w:val="18"/>
+                <w:szCs w:val="18"/>
+              </w:rPr>
+              <w:t xml:space="preserve">Location or bay code won't scan:  </w:t>
+            </w:r>
+            <w:r>
+              <w:rPr>
+                <w:sz w:val="18"/>
+                <w:szCs w:val="18"/>
+              </w:rPr>
+              <w:t xml:space="preserve">Type the short code exactly as printed, or use Browse bays. Confirm the warehouse selector is right; reprint the label if damaged or stale.</w:t>
+            </w:r>
+          </w:p>
+          <w:p>
+            <w:pPr>
+              <w:spacing w:after="20"/>
+            </w:pPr>
+            <w:r>
+              <w:rPr>
+                <w:b/>
+                <w:bCs/>
+                <w:color w:val="833C00"/>
+                <w:sz w:val="18"/>
+                <w:szCs w:val="18"/>
+              </w:rPr>
+              <w:t xml:space="preserve">Directed cell is full or blocked on the floor:  </w:t>
+            </w:r>
+            <w:r>
+              <w:rPr>
+                <w:sz w:val="18"/>
+                <w:szCs w:val="18"/>
+              </w:rPr>
+              <w:t xml:space="preserve">Do not force it. Pick another available cell in the bay grid, or have a supervisor correct the location state in Inventory.</w:t>
+            </w:r>
+          </w:p>
+          <w:p>
+            <w:pPr>
+              <w:spacing w:after="20"/>
+            </w:pPr>
+            <w:r>
+              <w:rPr>
+                <w:b/>
+                <w:bCs/>
+                <w:color w:val="833C00"/>
+                <w:sz w:val="18"/>
+                <w:szCs w:val="18"/>
+              </w:rPr>
+              <w:t xml:space="preserve">Cool/frozen pallet directed to an ambient cell:  </w:t>
+            </w:r>
+            <w:r>
+              <w:rPr>
+                <w:sz w:val="18"/>
+                <w:szCs w:val="18"/>
+              </w:rPr>
+              <w:t xml:space="preserve">Stop — do not store. Escalate to place it in a temperature-matched zone.</w:t>
+            </w:r>
+          </w:p>
+        </w:tc>
+      </w:tr>
+      <w:tr>
+        <w:tc>
+          <w:tcPr>
+            <w:tcW w:type="dxa" w:w="2160"/>
+            <w:tcBorders>
+              <w:top w:val="single" w:color="BFBFBF" w:sz="4"/>
+              <w:left w:val="single" w:color="BFBFBF" w:sz="4"/>
+              <w:bottom w:val="single" w:color="BFBFBF" w:sz="4"/>
+              <w:right w:val="single" w:color="BFBFBF" w:sz="4"/>
+            </w:tcBorders>
             <w:shd w:fill="FCE4D6" w:val="clear"/>
             <w:tcMar>
               <w:top w:type="dxa" w:w="60"/>
@@ -4839,6 +4982,149 @@
               <w:bottom w:val="single" w:color="BFBFBF" w:sz="4"/>
               <w:right w:val="single" w:color="BFBFBF" w:sz="4"/>
             </w:tcBorders>
+            <w:shd w:fill="FFF2CC" w:val="clear"/>
+            <w:tcMar>
+              <w:top w:type="dxa" w:w="60"/>
+              <w:left w:type="dxa" w:w="120"/>
+              <w:bottom w:type="dxa" w:w="60"/>
+              <w:right w:type="dxa" w:w="100"/>
+            </w:tcMar>
+            <w:vAlign w:val="top"/>
+          </w:tcPr>
+          <w:p>
+            <w:pPr>
+              <w:spacing w:after="40"/>
+            </w:pPr>
+            <w:r>
+              <w:rPr>
+                <w:b/>
+                <w:bCs/>
+                <w:color w:val="1F3864"/>
+                <w:sz w:val="18"/>
+                <w:szCs w:val="18"/>
+              </w:rPr>
+              <w:t xml:space="preserve">If this happens → do this</w:t>
+            </w:r>
+          </w:p>
+        </w:tc>
+        <w:tc>
+          <w:tcPr>
+            <w:tcW w:type="dxa" w:w="7920"/>
+            <w:tcBorders>
+              <w:top w:val="single" w:color="BFBFBF" w:sz="4"/>
+              <w:left w:val="single" w:color="BFBFBF" w:sz="4"/>
+              <w:bottom w:val="single" w:color="BFBFBF" w:sz="4"/>
+              <w:right w:val="single" w:color="BFBFBF" w:sz="4"/>
+            </w:tcBorders>
+            <w:shd w:fill="FFFBEF" w:val="clear"/>
+            <w:tcMar>
+              <w:top w:type="dxa" w:w="60"/>
+              <w:left w:type="dxa" w:w="120"/>
+              <w:bottom w:type="dxa" w:w="60"/>
+              <w:right w:type="dxa" w:w="120"/>
+            </w:tcMar>
+            <w:vAlign w:val="top"/>
+          </w:tcPr>
+          <w:p>
+            <w:pPr>
+              <w:spacing w:after="20"/>
+            </w:pPr>
+            <w:r>
+              <w:rPr>
+                <w:b/>
+                <w:bCs/>
+                <w:color w:val="833C00"/>
+                <w:sz w:val="18"/>
+                <w:szCs w:val="18"/>
+              </w:rPr>
+              <w:t xml:space="preserve">Pallet is short vs the system (e.g. 80 of 100):  </w:t>
+            </w:r>
+            <w:r>
+              <w:rPr>
+                <w:sz w:val="18"/>
+                <w:szCs w:val="18"/>
+              </w:rPr>
+              <w:t xml:space="preserve">Do NOT confirm a partial pick. Place the pallet on hold/controlled status, add a System Log note, and notify your supervisor.</w:t>
+            </w:r>
+          </w:p>
+          <w:p>
+            <w:pPr>
+              <w:spacing w:after="20"/>
+            </w:pPr>
+            <w:r>
+              <w:rPr>
+                <w:b/>
+                <w:bCs/>
+                <w:color w:val="833C00"/>
+                <w:sz w:val="18"/>
+                <w:szCs w:val="18"/>
+              </w:rPr>
+              <w:t xml:space="preserve">Pallet isn't at the directed location:  </w:t>
+            </w:r>
+            <w:r>
+              <w:rPr>
+                <w:sz w:val="18"/>
+                <w:szCs w:val="18"/>
+              </w:rPr>
+              <w:t xml:space="preserve">Search Inventory for last-known location and history. Do not substitute another pallet unless a manager reassigns the work.</w:t>
+            </w:r>
+          </w:p>
+          <w:p>
+            <w:pPr>
+              <w:spacing w:after="20"/>
+            </w:pPr>
+            <w:r>
+              <w:rPr>
+                <w:b/>
+                <w:bCs/>
+                <w:color w:val="833C00"/>
+                <w:sz w:val="18"/>
+                <w:szCs w:val="18"/>
+              </w:rPr>
+              <w:t xml:space="preserve">Pallet is damaged, leaking, or contaminated:  </w:t>
+            </w:r>
+            <w:r>
+              <w:rPr>
+                <w:sz w:val="18"/>
+                <w:szCs w:val="18"/>
+              </w:rPr>
+              <w:t xml:space="preserve">Leave it secured, mark it on the floor, and call a supervisor. Apply quarantine/damaged status with a reason.</w:t>
+            </w:r>
+          </w:p>
+          <w:p>
+            <w:pPr>
+              <w:spacing w:after="20"/>
+            </w:pPr>
+            <w:r>
+              <w:rPr>
+                <w:b/>
+                <w:bCs/>
+                <w:color w:val="833C00"/>
+                <w:sz w:val="18"/>
+                <w:szCs w:val="18"/>
+              </w:rPr>
+              <w:t xml:space="preserve">Confirm-pick button won't flash after the pallet scan:  </w:t>
+            </w:r>
+            <w:r>
+              <w:rPr>
+                <w:sz w:val="18"/>
+                <w:szCs w:val="18"/>
+              </w:rPr>
+              <w:t xml:space="preserve">Re-scan the pallet and check it's the assigned pallet at the assigned location. If still stuck, log it and escalate — don't force it.</w:t>
+            </w:r>
+          </w:p>
+        </w:tc>
+      </w:tr>
+      <w:tr>
+        <w:tc>
+          <w:tcPr>
+            <w:tcW w:type="dxa" w:w="2160"/>
+            <w:tcBorders>
+              <w:top w:val="single" w:color="BFBFBF" w:sz="4"/>
+              <w:left w:val="single" w:color="BFBFBF" w:sz="4"/>
+              <w:bottom w:val="single" w:color="BFBFBF" w:sz="4"/>
+              <w:right w:val="single" w:color="BFBFBF" w:sz="4"/>
+            </w:tcBorders>
             <w:shd w:fill="FCE4D6" w:val="clear"/>
             <w:tcMar>
               <w:top w:type="dxa" w:w="60"/>
@@ -5592,6 +5878,149 @@
               <w:bottom w:val="single" w:color="BFBFBF" w:sz="4"/>
               <w:right w:val="single" w:color="BFBFBF" w:sz="4"/>
             </w:tcBorders>
+            <w:shd w:fill="FFF2CC" w:val="clear"/>
+            <w:tcMar>
+              <w:top w:type="dxa" w:w="60"/>
+              <w:left w:type="dxa" w:w="120"/>
+              <w:bottom w:type="dxa" w:w="60"/>
+              <w:right w:type="dxa" w:w="100"/>
+            </w:tcMar>
+            <w:vAlign w:val="top"/>
+          </w:tcPr>
+          <w:p>
+            <w:pPr>
+              <w:spacing w:after="40"/>
+            </w:pPr>
+            <w:r>
+              <w:rPr>
+                <w:b/>
+                <w:bCs/>
+                <w:color w:val="1F3864"/>
+                <w:sz w:val="18"/>
+                <w:szCs w:val="18"/>
+              </w:rPr>
+              <w:t xml:space="preserve">If this happens → do this</w:t>
+            </w:r>
+          </w:p>
+        </w:tc>
+        <w:tc>
+          <w:tcPr>
+            <w:tcW w:type="dxa" w:w="7920"/>
+            <w:tcBorders>
+              <w:top w:val="single" w:color="BFBFBF" w:sz="4"/>
+              <w:left w:val="single" w:color="BFBFBF" w:sz="4"/>
+              <w:bottom w:val="single" w:color="BFBFBF" w:sz="4"/>
+              <w:right w:val="single" w:color="BFBFBF" w:sz="4"/>
+            </w:tcBorders>
+            <w:shd w:fill="FFFBEF" w:val="clear"/>
+            <w:tcMar>
+              <w:top w:type="dxa" w:w="60"/>
+              <w:left w:type="dxa" w:w="120"/>
+              <w:bottom w:type="dxa" w:w="60"/>
+              <w:right w:type="dxa" w:w="120"/>
+            </w:tcMar>
+            <w:vAlign w:val="top"/>
+          </w:tcPr>
+          <w:p>
+            <w:pPr>
+              <w:spacing w:after="20"/>
+            </w:pPr>
+            <w:r>
+              <w:rPr>
+                <w:b/>
+                <w:bCs/>
+                <w:color w:val="833C00"/>
+                <w:sz w:val="18"/>
+                <w:szCs w:val="18"/>
+              </w:rPr>
+              <w:t xml:space="preserve">Destination is full or disabled:  </w:t>
+            </w:r>
+            <w:r>
+              <w:rPr>
+                <w:sz w:val="18"/>
+                <w:szCs w:val="18"/>
+              </w:rPr>
+              <w:t xml:space="preserve">Choose another available bin from the bay grid. Never post into a blocked cell.</w:t>
+            </w:r>
+          </w:p>
+          <w:p>
+            <w:pPr>
+              <w:spacing w:after="20"/>
+            </w:pPr>
+            <w:r>
+              <w:rPr>
+                <w:b/>
+                <w:bCs/>
+                <w:color w:val="833C00"/>
+                <w:sz w:val="18"/>
+                <w:szCs w:val="18"/>
+              </w:rPr>
+              <w:t xml:space="preserve">Destination is temperature-incompatible:  </w:t>
+            </w:r>
+            <w:r>
+              <w:rPr>
+                <w:sz w:val="18"/>
+                <w:szCs w:val="18"/>
+              </w:rPr>
+              <w:t xml:space="preserve">Pick a temperature-matched location; escalate if none is free.</w:t>
+            </w:r>
+          </w:p>
+          <w:p>
+            <w:pPr>
+              <w:spacing w:after="20"/>
+            </w:pPr>
+            <w:r>
+              <w:rPr>
+                <w:b/>
+                <w:bCs/>
+                <w:color w:val="833C00"/>
+                <w:sz w:val="18"/>
+                <w:szCs w:val="18"/>
+              </w:rPr>
+              <w:t xml:space="preserve">Pallet is actually leaving the warehouse:  </w:t>
+            </w:r>
+            <w:r>
+              <w:rPr>
+                <w:sz w:val="18"/>
+                <w:szCs w:val="18"/>
+              </w:rPr>
+              <w:t xml:space="preserve">Cancel the move and use Transfers instead.</w:t>
+            </w:r>
+          </w:p>
+          <w:p>
+            <w:pPr>
+              <w:spacing w:after="20"/>
+            </w:pPr>
+            <w:r>
+              <w:rPr>
+                <w:b/>
+                <w:bCs/>
+                <w:color w:val="833C00"/>
+                <w:sz w:val="18"/>
+                <w:szCs w:val="18"/>
+              </w:rPr>
+              <w:t xml:space="preserve">Move posted to the wrong bin:  </w:t>
+            </w:r>
+            <w:r>
+              <w:rPr>
+                <w:sz w:val="18"/>
+                <w:szCs w:val="18"/>
+              </w:rPr>
+              <w:t xml:space="preserve">Run a second Location Move to correct it — the audit trail keeps both entries.</w:t>
+            </w:r>
+          </w:p>
+        </w:tc>
+      </w:tr>
+      <w:tr>
+        <w:tc>
+          <w:tcPr>
+            <w:tcW w:type="dxa" w:w="2160"/>
+            <w:tcBorders>
+              <w:top w:val="single" w:color="BFBFBF" w:sz="4"/>
+              <w:left w:val="single" w:color="BFBFBF" w:sz="4"/>
+              <w:bottom w:val="single" w:color="BFBFBF" w:sz="4"/>
+              <w:right w:val="single" w:color="BFBFBF" w:sz="4"/>
+            </w:tcBorders>
             <w:shd w:fill="FCE4D6" w:val="clear"/>
             <w:tcMar>
               <w:top w:type="dxa" w:w="60"/>
@@ -6355,6 +6784,149 @@
               <w:bottom w:val="single" w:color="BFBFBF" w:sz="4"/>
               <w:right w:val="single" w:color="BFBFBF" w:sz="4"/>
             </w:tcBorders>
+            <w:shd w:fill="FFF2CC" w:val="clear"/>
+            <w:tcMar>
+              <w:top w:type="dxa" w:w="60"/>
+              <w:left w:type="dxa" w:w="120"/>
+              <w:bottom w:type="dxa" w:w="60"/>
+              <w:right w:type="dxa" w:w="100"/>
+            </w:tcMar>
+            <w:vAlign w:val="top"/>
+          </w:tcPr>
+          <w:p>
+            <w:pPr>
+              <w:spacing w:after="40"/>
+            </w:pPr>
+            <w:r>
+              <w:rPr>
+                <w:b/>
+                <w:bCs/>
+                <w:color w:val="1F3864"/>
+                <w:sz w:val="18"/>
+                <w:szCs w:val="18"/>
+              </w:rPr>
+              <w:t xml:space="preserve">If this happens → do this</w:t>
+            </w:r>
+          </w:p>
+        </w:tc>
+        <w:tc>
+          <w:tcPr>
+            <w:tcW w:type="dxa" w:w="7920"/>
+            <w:tcBorders>
+              <w:top w:val="single" w:color="BFBFBF" w:sz="4"/>
+              <w:left w:val="single" w:color="BFBFBF" w:sz="4"/>
+              <w:bottom w:val="single" w:color="BFBFBF" w:sz="4"/>
+              <w:right w:val="single" w:color="BFBFBF" w:sz="4"/>
+            </w:tcBorders>
+            <w:shd w:fill="FFFBEF" w:val="clear"/>
+            <w:tcMar>
+              <w:top w:type="dxa" w:w="60"/>
+              <w:left w:type="dxa" w:w="120"/>
+              <w:bottom w:type="dxa" w:w="60"/>
+              <w:right w:type="dxa" w:w="120"/>
+            </w:tcMar>
+            <w:vAlign w:val="top"/>
+          </w:tcPr>
+          <w:p>
+            <w:pPr>
+              <w:spacing w:after="20"/>
+            </w:pPr>
+            <w:r>
+              <w:rPr>
+                <w:b/>
+                <w:bCs/>
+                <w:color w:val="833C00"/>
+                <w:sz w:val="18"/>
+                <w:szCs w:val="18"/>
+              </w:rPr>
+              <w:t xml:space="preserve">Counted quantity doesn't match the system:  </w:t>
+            </w:r>
+            <w:r>
+              <w:rPr>
+                <w:sz w:val="18"/>
+                <w:szCs w:val="18"/>
+              </w:rPr>
+              <w:t xml:space="preserve">Recount to confirm, then enter the true physical count. The system records the variance/adjustment; flag it for investigation.</w:t>
+            </w:r>
+          </w:p>
+          <w:p>
+            <w:pPr>
+              <w:spacing w:after="20"/>
+            </w:pPr>
+            <w:r>
+              <w:rPr>
+                <w:b/>
+                <w:bCs/>
+                <w:color w:val="833C00"/>
+                <w:sz w:val="18"/>
+                <w:szCs w:val="18"/>
+              </w:rPr>
+              <w:t xml:space="preserve">Pallet is expected but not found:  </w:t>
+            </w:r>
+            <w:r>
+              <w:rPr>
+                <w:sz w:val="18"/>
+                <w:szCs w:val="18"/>
+              </w:rPr>
+              <w:t xml:space="preserve">Don't silently enter zero. Verify the location and Inventory history; a supervisor sets Missing status with a reason.</w:t>
+            </w:r>
+          </w:p>
+          <w:p>
+            <w:pPr>
+              <w:spacing w:after="20"/>
+            </w:pPr>
+            <w:r>
+              <w:rPr>
+                <w:b/>
+                <w:bCs/>
+                <w:color w:val="833C00"/>
+                <w:sz w:val="18"/>
+                <w:szCs w:val="18"/>
+              </w:rPr>
+              <w:t xml:space="preserve">An extra/unexpected pallet is at the location:  </w:t>
+            </w:r>
+            <w:r>
+              <w:rPr>
+                <w:sz w:val="18"/>
+                <w:szCs w:val="18"/>
+              </w:rPr>
+              <w:t xml:space="preserve">Record it and verify identity in Inventory; a supervisor reconciles via Location Move or a receiving check.</w:t>
+            </w:r>
+          </w:p>
+          <w:p>
+            <w:pPr>
+              <w:spacing w:after="20"/>
+            </w:pPr>
+            <w:r>
+              <w:rPr>
+                <w:b/>
+                <w:bCs/>
+                <w:color w:val="833C00"/>
+                <w:sz w:val="18"/>
+                <w:szCs w:val="18"/>
+              </w:rPr>
+              <w:t xml:space="preserve">Variance is beyond {{VARIANCE_THRESHOLD}}:  </w:t>
+            </w:r>
+            <w:r>
+              <w:rPr>
+                <w:sz w:val="18"/>
+                <w:szCs w:val="18"/>
+              </w:rPr>
+              <w:t xml:space="preserve">Stop and escalate for root-cause before continuing the sheet.</w:t>
+            </w:r>
+          </w:p>
+        </w:tc>
+      </w:tr>
+      <w:tr>
+        <w:tc>
+          <w:tcPr>
+            <w:tcW w:type="dxa" w:w="2160"/>
+            <w:tcBorders>
+              <w:top w:val="single" w:color="BFBFBF" w:sz="4"/>
+              <w:left w:val="single" w:color="BFBFBF" w:sz="4"/>
+              <w:bottom w:val="single" w:color="BFBFBF" w:sz="4"/>
+              <w:right w:val="single" w:color="BFBFBF" w:sz="4"/>
+            </w:tcBorders>
             <w:shd w:fill="FCE4D6" w:val="clear"/>
             <w:tcMar>
               <w:top w:type="dxa" w:w="60"/>
@@ -7105,6 +7677,171 @@
               <w:bottom w:val="single" w:color="BFBFBF" w:sz="4"/>
               <w:right w:val="single" w:color="BFBFBF" w:sz="4"/>
             </w:tcBorders>
+            <w:shd w:fill="FFF2CC" w:val="clear"/>
+            <w:tcMar>
+              <w:top w:type="dxa" w:w="60"/>
+              <w:left w:type="dxa" w:w="120"/>
+              <w:bottom w:type="dxa" w:w="60"/>
+              <w:right w:type="dxa" w:w="100"/>
+            </w:tcMar>
+            <w:vAlign w:val="top"/>
+          </w:tcPr>
+          <w:p>
+            <w:pPr>
+              <w:spacing w:after="40"/>
+            </w:pPr>
+            <w:r>
+              <w:rPr>
+                <w:b/>
+                <w:bCs/>
+                <w:color w:val="1F3864"/>
+                <w:sz w:val="18"/>
+                <w:szCs w:val="18"/>
+              </w:rPr>
+              <w:t xml:space="preserve">If this happens → do this</w:t>
+            </w:r>
+          </w:p>
+        </w:tc>
+        <w:tc>
+          <w:tcPr>
+            <w:tcW w:type="dxa" w:w="7920"/>
+            <w:tcBorders>
+              <w:top w:val="single" w:color="BFBFBF" w:sz="4"/>
+              <w:left w:val="single" w:color="BFBFBF" w:sz="4"/>
+              <w:bottom w:val="single" w:color="BFBFBF" w:sz="4"/>
+              <w:right w:val="single" w:color="BFBFBF" w:sz="4"/>
+            </w:tcBorders>
+            <w:shd w:fill="FFFBEF" w:val="clear"/>
+            <w:tcMar>
+              <w:top w:type="dxa" w:w="60"/>
+              <w:left w:type="dxa" w:w="120"/>
+              <w:bottom w:type="dxa" w:w="60"/>
+              <w:right w:type="dxa" w:w="120"/>
+            </w:tcMar>
+            <w:vAlign w:val="top"/>
+          </w:tcPr>
+          <w:p>
+            <w:pPr>
+              <w:spacing w:after="20"/>
+            </w:pPr>
+            <w:r>
+              <w:rPr>
+                <w:b/>
+                <w:bCs/>
+                <w:color w:val="833C00"/>
+                <w:sz w:val="18"/>
+                <w:szCs w:val="18"/>
+              </w:rPr>
+              <w:t xml:space="preserve">Container number won't turn green:  </w:t>
+            </w:r>
+            <w:r>
+              <w:rPr>
+                <w:sz w:val="18"/>
+                <w:szCs w:val="18"/>
+              </w:rPr>
+              <w:t xml:space="preserve">Re-scan in better light. If it still won't validate, type the ISO 6346 number manually and confirm the check digit.</w:t>
+            </w:r>
+          </w:p>
+          <w:p>
+            <w:pPr>
+              <w:spacing w:after="20"/>
+            </w:pPr>
+            <w:r>
+              <w:rPr>
+                <w:b/>
+                <w:bCs/>
+                <w:color w:val="833C00"/>
+                <w:sz w:val="18"/>
+                <w:szCs w:val="18"/>
+              </w:rPr>
+              <w:t xml:space="preserve">SKU is unknown or has no barcode:  </w:t>
+            </w:r>
+            <w:r>
+              <w:rPr>
+                <w:sz w:val="18"/>
+                <w:szCs w:val="18"/>
+              </w:rPr>
+              <w:t xml:space="preserve">Do not receive against a guessed SKU. Have a clerk create/fix the product and packaging profile first.</w:t>
+            </w:r>
+          </w:p>
+          <w:p>
+            <w:pPr>
+              <w:spacing w:after="20"/>
+            </w:pPr>
+            <w:r>
+              <w:rPr>
+                <w:b/>
+                <w:bCs/>
+                <w:color w:val="833C00"/>
+                <w:sz w:val="18"/>
+                <w:szCs w:val="18"/>
+              </w:rPr>
+              <w:t xml:space="preserve">Cool-chain item has no cool zone/profile:  </w:t>
+            </w:r>
+            <w:r>
+              <w:rPr>
+                <w:sz w:val="18"/>
+                <w:szCs w:val="18"/>
+              </w:rPr>
+              <w:t xml:space="preserve">Stop and set up the profile/zone before receiving, so put-away can direct it correctly.</w:t>
+            </w:r>
+          </w:p>
+          <w:p>
+            <w:pPr>
+              <w:spacing w:after="20"/>
+            </w:pPr>
+            <w:r>
+              <w:rPr>
+                <w:b/>
+                <w:bCs/>
+                <w:color w:val="833C00"/>
+                <w:sz w:val="18"/>
+                <w:szCs w:val="18"/>
+              </w:rPr>
+              <w:t xml:space="preserve">Physical count doesn't match the paperwork:  </w:t>
+            </w:r>
+            <w:r>
+              <w:rPr>
+                <w:sz w:val="18"/>
+                <w:szCs w:val="18"/>
+              </w:rPr>
+              <w:t xml:space="preserve">Receive the physical count, not the paperwork. Note the discrepancy and escalate for the client.</w:t>
+            </w:r>
+          </w:p>
+          <w:p>
+            <w:pPr>
+              <w:spacing w:after="20"/>
+            </w:pPr>
+            <w:r>
+              <w:rPr>
+                <w:b/>
+                <w:bCs/>
+                <w:color w:val="833C00"/>
+                <w:sz w:val="18"/>
+                <w:szCs w:val="18"/>
+              </w:rPr>
+              <w:t xml:space="preserve">Learned qty-per-pallet suggestion is wrong:  </w:t>
+            </w:r>
+            <w:r>
+              <w:rPr>
+                <w:sz w:val="18"/>
+                <w:szCs w:val="18"/>
+              </w:rPr>
+              <w:t xml:space="preserve">Overwrite it with the actual pallet quantity — the physical count always wins.</w:t>
+            </w:r>
+          </w:p>
+        </w:tc>
+      </w:tr>
+      <w:tr>
+        <w:tc>
+          <w:tcPr>
+            <w:tcW w:type="dxa" w:w="2160"/>
+            <w:tcBorders>
+              <w:top w:val="single" w:color="BFBFBF" w:sz="4"/>
+              <w:left w:val="single" w:color="BFBFBF" w:sz="4"/>
+              <w:bottom w:val="single" w:color="BFBFBF" w:sz="4"/>
+              <w:right w:val="single" w:color="BFBFBF" w:sz="4"/>
+            </w:tcBorders>
             <w:shd w:fill="FCE4D6" w:val="clear"/>
             <w:tcMar>
               <w:top w:type="dxa" w:w="60"/>
@@ -7867,6 +8604,149 @@
               <w:bottom w:val="single" w:color="BFBFBF" w:sz="4"/>
               <w:right w:val="single" w:color="BFBFBF" w:sz="4"/>
             </w:tcBorders>
+            <w:shd w:fill="FFF2CC" w:val="clear"/>
+            <w:tcMar>
+              <w:top w:type="dxa" w:w="60"/>
+              <w:left w:type="dxa" w:w="120"/>
+              <w:bottom w:type="dxa" w:w="60"/>
+              <w:right w:type="dxa" w:w="100"/>
+            </w:tcMar>
+            <w:vAlign w:val="top"/>
+          </w:tcPr>
+          <w:p>
+            <w:pPr>
+              <w:spacing w:after="40"/>
+            </w:pPr>
+            <w:r>
+              <w:rPr>
+                <w:b/>
+                <w:bCs/>
+                <w:color w:val="1F3864"/>
+                <w:sz w:val="18"/>
+                <w:szCs w:val="18"/>
+              </w:rPr>
+              <w:t xml:space="preserve">If this happens → do this</w:t>
+            </w:r>
+          </w:p>
+        </w:tc>
+        <w:tc>
+          <w:tcPr>
+            <w:tcW w:type="dxa" w:w="7920"/>
+            <w:tcBorders>
+              <w:top w:val="single" w:color="BFBFBF" w:sz="4"/>
+              <w:left w:val="single" w:color="BFBFBF" w:sz="4"/>
+              <w:bottom w:val="single" w:color="BFBFBF" w:sz="4"/>
+              <w:right w:val="single" w:color="BFBFBF" w:sz="4"/>
+            </w:tcBorders>
+            <w:shd w:fill="FFFBEF" w:val="clear"/>
+            <w:tcMar>
+              <w:top w:type="dxa" w:w="60"/>
+              <w:left w:type="dxa" w:w="120"/>
+              <w:bottom w:type="dxa" w:w="60"/>
+              <w:right w:type="dxa" w:w="120"/>
+            </w:tcMar>
+            <w:vAlign w:val="top"/>
+          </w:tcPr>
+          <w:p>
+            <w:pPr>
+              <w:spacing w:after="20"/>
+            </w:pPr>
+            <w:r>
+              <w:rPr>
+                <w:b/>
+                <w:bCs/>
+                <w:color w:val="833C00"/>
+                <w:sz w:val="18"/>
+                <w:szCs w:val="18"/>
+              </w:rPr>
+              <w:t xml:space="preserve">Barcode is already used by another product:  </w:t>
+            </w:r>
+            <w:r>
+              <w:rPr>
+                <w:sz w:val="18"/>
+                <w:szCs w:val="18"/>
+              </w:rPr>
+              <w:t xml:space="preserve">Don't duplicate it. Confirm the correct SKU/ownership and assign a unique barcode.</w:t>
+            </w:r>
+          </w:p>
+          <w:p>
+            <w:pPr>
+              <w:spacing w:after="20"/>
+            </w:pPr>
+            <w:r>
+              <w:rPr>
+                <w:b/>
+                <w:bCs/>
+                <w:color w:val="833C00"/>
+                <w:sz w:val="18"/>
+                <w:szCs w:val="18"/>
+              </w:rPr>
+              <w:t xml:space="preserve">Two default packaging profiles exist:  </w:t>
+            </w:r>
+            <w:r>
+              <w:rPr>
+                <w:sz w:val="18"/>
+                <w:szCs w:val="18"/>
+              </w:rPr>
+              <w:t xml:space="preserve">Keep exactly one default; mark the others non-default.</w:t>
+            </w:r>
+          </w:p>
+          <w:p>
+            <w:pPr>
+              <w:spacing w:after="20"/>
+            </w:pPr>
+            <w:r>
+              <w:rPr>
+                <w:b/>
+                <w:bCs/>
+                <w:color w:val="833C00"/>
+                <w:sz w:val="18"/>
+                <w:szCs w:val="18"/>
+              </w:rPr>
+              <w:t xml:space="preserve">Client owner is wrong:  </w:t>
+            </w:r>
+            <w:r>
+              <w:rPr>
+                <w:sz w:val="18"/>
+                <w:szCs w:val="18"/>
+              </w:rPr>
+              <w:t xml:space="preserve">Fix ownership before any receipt — historical receipts depend on it.</w:t>
+            </w:r>
+          </w:p>
+          <w:p>
+            <w:pPr>
+              <w:spacing w:after="20"/>
+            </w:pPr>
+            <w:r>
+              <w:rPr>
+                <w:b/>
+                <w:bCs/>
+                <w:color w:val="833C00"/>
+                <w:sz w:val="18"/>
+                <w:szCs w:val="18"/>
+              </w:rPr>
+              <w:t xml:space="preserve">Temperature flag conflicts with available zones:  </w:t>
+            </w:r>
+            <w:r>
+              <w:rPr>
+                <w:sz w:val="18"/>
+                <w:szCs w:val="18"/>
+              </w:rPr>
+              <w:t xml:space="preserve">Reconcile the product's temperature class with a real storage zone before receiving.</w:t>
+            </w:r>
+          </w:p>
+        </w:tc>
+      </w:tr>
+      <w:tr>
+        <w:tc>
+          <w:tcPr>
+            <w:tcW w:type="dxa" w:w="2160"/>
+            <w:tcBorders>
+              <w:top w:val="single" w:color="BFBFBF" w:sz="4"/>
+              <w:left w:val="single" w:color="BFBFBF" w:sz="4"/>
+              <w:bottom w:val="single" w:color="BFBFBF" w:sz="4"/>
+              <w:right w:val="single" w:color="BFBFBF" w:sz="4"/>
+            </w:tcBorders>
             <w:shd w:fill="FCE4D6" w:val="clear"/>
             <w:tcMar>
               <w:top w:type="dxa" w:w="60"/>
@@ -8629,6 +9509,149 @@
               <w:bottom w:val="single" w:color="BFBFBF" w:sz="4"/>
               <w:right w:val="single" w:color="BFBFBF" w:sz="4"/>
             </w:tcBorders>
+            <w:shd w:fill="FFF2CC" w:val="clear"/>
+            <w:tcMar>
+              <w:top w:type="dxa" w:w="60"/>
+              <w:left w:type="dxa" w:w="120"/>
+              <w:bottom w:type="dxa" w:w="60"/>
+              <w:right w:type="dxa" w:w="100"/>
+            </w:tcMar>
+            <w:vAlign w:val="top"/>
+          </w:tcPr>
+          <w:p>
+            <w:pPr>
+              <w:spacing w:after="40"/>
+            </w:pPr>
+            <w:r>
+              <w:rPr>
+                <w:b/>
+                <w:bCs/>
+                <w:color w:val="1F3864"/>
+                <w:sz w:val="18"/>
+                <w:szCs w:val="18"/>
+              </w:rPr>
+              <w:t xml:space="preserve">If this happens → do this</w:t>
+            </w:r>
+          </w:p>
+        </w:tc>
+        <w:tc>
+          <w:tcPr>
+            <w:tcW w:type="dxa" w:w="7920"/>
+            <w:tcBorders>
+              <w:top w:val="single" w:color="BFBFBF" w:sz="4"/>
+              <w:left w:val="single" w:color="BFBFBF" w:sz="4"/>
+              <w:bottom w:val="single" w:color="BFBFBF" w:sz="4"/>
+              <w:right w:val="single" w:color="BFBFBF" w:sz="4"/>
+            </w:tcBorders>
+            <w:shd w:fill="FFFBEF" w:val="clear"/>
+            <w:tcMar>
+              <w:top w:type="dxa" w:w="60"/>
+              <w:left w:type="dxa" w:w="120"/>
+              <w:bottom w:type="dxa" w:w="60"/>
+              <w:right w:type="dxa" w:w="120"/>
+            </w:tcMar>
+            <w:vAlign w:val="top"/>
+          </w:tcPr>
+          <w:p>
+            <w:pPr>
+              <w:spacing w:after="20"/>
+            </w:pPr>
+            <w:r>
+              <w:rPr>
+                <w:b/>
+                <w:bCs/>
+                <w:color w:val="833C00"/>
+                <w:sz w:val="18"/>
+                <w:szCs w:val="18"/>
+              </w:rPr>
+              <w:t xml:space="preserve">Condition/count is not verified:  </w:t>
+            </w:r>
+            <w:r>
+              <w:rPr>
+                <w:sz w:val="18"/>
+                <w:szCs w:val="18"/>
+              </w:rPr>
+              <w:t xml:space="preserve">Use Hold, not Damaged/Missing, until it's confirmed.</w:t>
+            </w:r>
+          </w:p>
+          <w:p>
+            <w:pPr>
+              <w:spacing w:after="20"/>
+            </w:pPr>
+            <w:r>
+              <w:rPr>
+                <w:b/>
+                <w:bCs/>
+                <w:color w:val="833C00"/>
+                <w:sz w:val="18"/>
+                <w:szCs w:val="18"/>
+              </w:rPr>
+              <w:t xml:space="preserve">Issue needs quality/customer/manager follow-up:  </w:t>
+            </w:r>
+            <w:r>
+              <w:rPr>
+                <w:sz w:val="18"/>
+                <w:szCs w:val="18"/>
+              </w:rPr>
+              <w:t xml:space="preserve">Add a System Log entry with detail alongside the status change.</w:t>
+            </w:r>
+          </w:p>
+          <w:p>
+            <w:pPr>
+              <w:spacing w:after="20"/>
+            </w:pPr>
+            <w:r>
+              <w:rPr>
+                <w:b/>
+                <w:bCs/>
+                <w:color w:val="833C00"/>
+                <w:sz w:val="18"/>
+                <w:szCs w:val="18"/>
+              </w:rPr>
+              <w:t xml:space="preserve">Stock is cleared for release:  </w:t>
+            </w:r>
+            <w:r>
+              <w:rPr>
+                <w:sz w:val="18"/>
+                <w:szCs w:val="18"/>
+              </w:rPr>
+              <w:t xml:space="preserve">Return it to Available only when authorized and verified.</w:t>
+            </w:r>
+          </w:p>
+          <w:p>
+            <w:pPr>
+              <w:spacing w:after="20"/>
+            </w:pPr>
+            <w:r>
+              <w:rPr>
+                <w:b/>
+                <w:bCs/>
+                <w:color w:val="833C00"/>
+                <w:sz w:val="18"/>
+                <w:szCs w:val="18"/>
+              </w:rPr>
+              <w:t xml:space="preserve">Wrong status was applied:  </w:t>
+            </w:r>
+            <w:r>
+              <w:rPr>
+                <w:sz w:val="18"/>
+                <w:szCs w:val="18"/>
+              </w:rPr>
+              <w:t xml:space="preserve">Change it with a new reason — the audit trail keeps both entries.</w:t>
+            </w:r>
+          </w:p>
+        </w:tc>
+      </w:tr>
+      <w:tr>
+        <w:tc>
+          <w:tcPr>
+            <w:tcW w:type="dxa" w:w="2160"/>
+            <w:tcBorders>
+              <w:top w:val="single" w:color="BFBFBF" w:sz="4"/>
+              <w:left w:val="single" w:color="BFBFBF" w:sz="4"/>
+              <w:bottom w:val="single" w:color="BFBFBF" w:sz="4"/>
+              <w:right w:val="single" w:color="BFBFBF" w:sz="4"/>
+            </w:tcBorders>
             <w:shd w:fill="FCE4D6" w:val="clear"/>
             <w:tcMar>
               <w:top w:type="dxa" w:w="60"/>
@@ -9332,6 +10355,149 @@
               <w:bottom w:val="single" w:color="BFBFBF" w:sz="4"/>
               <w:right w:val="single" w:color="BFBFBF" w:sz="4"/>
             </w:tcBorders>
+            <w:shd w:fill="FFF2CC" w:val="clear"/>
+            <w:tcMar>
+              <w:top w:type="dxa" w:w="60"/>
+              <w:left w:type="dxa" w:w="120"/>
+              <w:bottom w:type="dxa" w:w="60"/>
+              <w:right w:type="dxa" w:w="100"/>
+            </w:tcMar>
+            <w:vAlign w:val="top"/>
+          </w:tcPr>
+          <w:p>
+            <w:pPr>
+              <w:spacing w:after="40"/>
+            </w:pPr>
+            <w:r>
+              <w:rPr>
+                <w:b/>
+                <w:bCs/>
+                <w:color w:val="1F3864"/>
+                <w:sz w:val="18"/>
+                <w:szCs w:val="18"/>
+              </w:rPr>
+              <w:t xml:space="preserve">If this happens → do this</w:t>
+            </w:r>
+          </w:p>
+        </w:tc>
+        <w:tc>
+          <w:tcPr>
+            <w:tcW w:type="dxa" w:w="7920"/>
+            <w:tcBorders>
+              <w:top w:val="single" w:color="BFBFBF" w:sz="4"/>
+              <w:left w:val="single" w:color="BFBFBF" w:sz="4"/>
+              <w:bottom w:val="single" w:color="BFBFBF" w:sz="4"/>
+              <w:right w:val="single" w:color="BFBFBF" w:sz="4"/>
+            </w:tcBorders>
+            <w:shd w:fill="FFFBEF" w:val="clear"/>
+            <w:tcMar>
+              <w:top w:type="dxa" w:w="60"/>
+              <w:left w:type="dxa" w:w="120"/>
+              <w:bottom w:type="dxa" w:w="60"/>
+              <w:right w:type="dxa" w:w="120"/>
+            </w:tcMar>
+            <w:vAlign w:val="top"/>
+          </w:tcPr>
+          <w:p>
+            <w:pPr>
+              <w:spacing w:after="20"/>
+            </w:pPr>
+            <w:r>
+              <w:rPr>
+                <w:b/>
+                <w:bCs/>
+                <w:color w:val="833C00"/>
+                <w:sz w:val="18"/>
+                <w:szCs w:val="18"/>
+              </w:rPr>
+              <w:t xml:space="preserve">Record and floor disagree:  </w:t>
+            </w:r>
+            <w:r>
+              <w:rPr>
+                <w:sz w:val="18"/>
+                <w:szCs w:val="18"/>
+              </w:rPr>
+              <w:t xml:space="preserve">Do not act on the pick/move. Escalate for correction via Location Moves, Status, or a Cycle Count.</w:t>
+            </w:r>
+          </w:p>
+          <w:p>
+            <w:pPr>
+              <w:spacing w:after="20"/>
+            </w:pPr>
+            <w:r>
+              <w:rPr>
+                <w:b/>
+                <w:bCs/>
+                <w:color w:val="833C00"/>
+                <w:sz w:val="18"/>
+                <w:szCs w:val="18"/>
+              </w:rPr>
+              <w:t xml:space="preserve">Pallet is found in a different location:  </w:t>
+            </w:r>
+            <w:r>
+              <w:rPr>
+                <w:sz w:val="18"/>
+                <w:szCs w:val="18"/>
+              </w:rPr>
+              <w:t xml:space="preserve">Use Location Moves to correct it, then proceed.</w:t>
+            </w:r>
+          </w:p>
+          <w:p>
+            <w:pPr>
+              <w:spacing w:after="20"/>
+            </w:pPr>
+            <w:r>
+              <w:rPr>
+                <w:b/>
+                <w:bCs/>
+                <w:color w:val="833C00"/>
+                <w:sz w:val="18"/>
+                <w:szCs w:val="18"/>
+              </w:rPr>
+              <w:t xml:space="preserve">Multiple pallets match one SKU:  </w:t>
+            </w:r>
+            <w:r>
+              <w:rPr>
+                <w:sz w:val="18"/>
+                <w:szCs w:val="18"/>
+              </w:rPr>
+              <w:t xml:space="preserve">Filter by lot, status, or location and pick per the FEFO/FIFO rule.</w:t>
+            </w:r>
+          </w:p>
+          <w:p>
+            <w:pPr>
+              <w:spacing w:after="20"/>
+            </w:pPr>
+            <w:r>
+              <w:rPr>
+                <w:b/>
+                <w:bCs/>
+                <w:color w:val="833C00"/>
+                <w:sz w:val="18"/>
+                <w:szCs w:val="18"/>
+              </w:rPr>
+              <w:t xml:space="preserve">Expected stock isn't showing:  </w:t>
+            </w:r>
+            <w:r>
+              <w:rPr>
+                <w:sz w:val="18"/>
+                <w:szCs w:val="18"/>
+              </w:rPr>
+              <w:t xml:space="preserve">Clear/adjust status filters — held or quarantined pallets may be hidden.</w:t>
+            </w:r>
+          </w:p>
+        </w:tc>
+      </w:tr>
+      <w:tr>
+        <w:tc>
+          <w:tcPr>
+            <w:tcW w:type="dxa" w:w="2160"/>
+            <w:tcBorders>
+              <w:top w:val="single" w:color="BFBFBF" w:sz="4"/>
+              <w:left w:val="single" w:color="BFBFBF" w:sz="4"/>
+              <w:bottom w:val="single" w:color="BFBFBF" w:sz="4"/>
+              <w:right w:val="single" w:color="BFBFBF" w:sz="4"/>
+            </w:tcBorders>
             <w:shd w:fill="FCE4D6" w:val="clear"/>
             <w:tcMar>
               <w:top w:type="dxa" w:w="60"/>
@@ -10047,6 +11213,149 @@
               <w:bottom w:val="single" w:color="BFBFBF" w:sz="4"/>
               <w:right w:val="single" w:color="BFBFBF" w:sz="4"/>
             </w:tcBorders>
+            <w:shd w:fill="FFF2CC" w:val="clear"/>
+            <w:tcMar>
+              <w:top w:type="dxa" w:w="60"/>
+              <w:left w:type="dxa" w:w="120"/>
+              <w:bottom w:type="dxa" w:w="60"/>
+              <w:right w:type="dxa" w:w="100"/>
+            </w:tcMar>
+            <w:vAlign w:val="top"/>
+          </w:tcPr>
+          <w:p>
+            <w:pPr>
+              <w:spacing w:after="40"/>
+            </w:pPr>
+            <w:r>
+              <w:rPr>
+                <w:b/>
+                <w:bCs/>
+                <w:color w:val="1F3864"/>
+                <w:sz w:val="18"/>
+                <w:szCs w:val="18"/>
+              </w:rPr>
+              <w:t xml:space="preserve">If this happens → do this</w:t>
+            </w:r>
+          </w:p>
+        </w:tc>
+        <w:tc>
+          <w:tcPr>
+            <w:tcW w:type="dxa" w:w="7920"/>
+            <w:tcBorders>
+              <w:top w:val="single" w:color="BFBFBF" w:sz="4"/>
+              <w:left w:val="single" w:color="BFBFBF" w:sz="4"/>
+              <w:bottom w:val="single" w:color="BFBFBF" w:sz="4"/>
+              <w:right w:val="single" w:color="BFBFBF" w:sz="4"/>
+            </w:tcBorders>
+            <w:shd w:fill="FFFBEF" w:val="clear"/>
+            <w:tcMar>
+              <w:top w:type="dxa" w:w="60"/>
+              <w:left w:type="dxa" w:w="120"/>
+              <w:bottom w:type="dxa" w:w="60"/>
+              <w:right w:type="dxa" w:w="120"/>
+            </w:tcMar>
+            <w:vAlign w:val="top"/>
+          </w:tcPr>
+          <w:p>
+            <w:pPr>
+              <w:spacing w:after="20"/>
+            </w:pPr>
+            <w:r>
+              <w:rPr>
+                <w:b/>
+                <w:bCs/>
+                <w:color w:val="833C00"/>
+                <w:sz w:val="18"/>
+                <w:szCs w:val="18"/>
+              </w:rPr>
+              <w:t xml:space="preserve">Wrong pallet is staged or loaded:  </w:t>
+            </w:r>
+            <w:r>
+              <w:rPr>
+                <w:sz w:val="18"/>
+                <w:szCs w:val="18"/>
+              </w:rPr>
+              <w:t xml:space="preserve">Stop and correct the load before sign-off. Never sign off a bad load.</w:t>
+            </w:r>
+          </w:p>
+          <w:p>
+            <w:pPr>
+              <w:spacing w:after="20"/>
+            </w:pPr>
+            <w:r>
+              <w:rPr>
+                <w:b/>
+                <w:bCs/>
+                <w:color w:val="833C00"/>
+                <w:sz w:val="18"/>
+                <w:szCs w:val="18"/>
+              </w:rPr>
+              <w:t xml:space="preserve">Badge/user code won't sign:  </w:t>
+            </w:r>
+            <w:r>
+              <w:rPr>
+                <w:sz w:val="18"/>
+                <w:szCs w:val="18"/>
+              </w:rPr>
+              <w:t xml:space="preserve">Re-enter the user code manually. If it still fails, have a supervisor verify credentials before dispatch.</w:t>
+            </w:r>
+          </w:p>
+          <w:p>
+            <w:pPr>
+              <w:spacing w:after="20"/>
+            </w:pPr>
+            <w:r>
+              <w:rPr>
+                <w:b/>
+                <w:bCs/>
+                <w:color w:val="833C00"/>
+                <w:sz w:val="18"/>
+                <w:szCs w:val="18"/>
+              </w:rPr>
+              <w:t xml:space="preserve">Route or destination doesn't match:  </w:t>
+            </w:r>
+            <w:r>
+              <w:rPr>
+                <w:sz w:val="18"/>
+                <w:szCs w:val="18"/>
+              </w:rPr>
+              <w:t xml:space="preserve">Halt, verify the destination on the transfer, and correct before departure.</w:t>
+            </w:r>
+          </w:p>
+          <w:p>
+            <w:pPr>
+              <w:spacing w:after="20"/>
+            </w:pPr>
+            <w:r>
+              <w:rPr>
+                <w:b/>
+                <w:bCs/>
+                <w:color w:val="833C00"/>
+                <w:sz w:val="18"/>
+                <w:szCs w:val="18"/>
+              </w:rPr>
+              <w:t xml:space="preserve">Paperwork is missing:  </w:t>
+            </w:r>
+            <w:r>
+              <w:rPr>
+                <w:sz w:val="18"/>
+                <w:szCs w:val="18"/>
+              </w:rPr>
+              <w:t xml:space="preserve">Hold the load and resolve documents before sign-off.</w:t>
+            </w:r>
+          </w:p>
+        </w:tc>
+      </w:tr>
+      <w:tr>
+        <w:tc>
+          <w:tcPr>
+            <w:tcW w:type="dxa" w:w="2160"/>
+            <w:tcBorders>
+              <w:top w:val="single" w:color="BFBFBF" w:sz="4"/>
+              <w:left w:val="single" w:color="BFBFBF" w:sz="4"/>
+              <w:bottom w:val="single" w:color="BFBFBF" w:sz="4"/>
+              <w:right w:val="single" w:color="BFBFBF" w:sz="4"/>
+            </w:tcBorders>
             <w:shd w:fill="FCE4D6" w:val="clear"/>
             <w:tcMar>
               <w:top w:type="dxa" w:w="60"/>
@@ -10763,6 +12072,149 @@
               <w:bottom w:val="single" w:color="BFBFBF" w:sz="4"/>
               <w:right w:val="single" w:color="BFBFBF" w:sz="4"/>
             </w:tcBorders>
+            <w:shd w:fill="FFF2CC" w:val="clear"/>
+            <w:tcMar>
+              <w:top w:type="dxa" w:w="60"/>
+              <w:left w:type="dxa" w:w="120"/>
+              <w:bottom w:type="dxa" w:w="60"/>
+              <w:right w:type="dxa" w:w="100"/>
+            </w:tcMar>
+            <w:vAlign w:val="top"/>
+          </w:tcPr>
+          <w:p>
+            <w:pPr>
+              <w:spacing w:after="40"/>
+            </w:pPr>
+            <w:r>
+              <w:rPr>
+                <w:b/>
+                <w:bCs/>
+                <w:color w:val="1F3864"/>
+                <w:sz w:val="18"/>
+                <w:szCs w:val="18"/>
+              </w:rPr>
+              <w:t xml:space="preserve">If this happens → do this</w:t>
+            </w:r>
+          </w:p>
+        </w:tc>
+        <w:tc>
+          <w:tcPr>
+            <w:tcW w:type="dxa" w:w="7920"/>
+            <w:tcBorders>
+              <w:top w:val="single" w:color="BFBFBF" w:sz="4"/>
+              <w:left w:val="single" w:color="BFBFBF" w:sz="4"/>
+              <w:bottom w:val="single" w:color="BFBFBF" w:sz="4"/>
+              <w:right w:val="single" w:color="BFBFBF" w:sz="4"/>
+            </w:tcBorders>
+            <w:shd w:fill="FFFBEF" w:val="clear"/>
+            <w:tcMar>
+              <w:top w:type="dxa" w:w="60"/>
+              <w:left w:type="dxa" w:w="120"/>
+              <w:bottom w:type="dxa" w:w="60"/>
+              <w:right w:type="dxa" w:w="120"/>
+            </w:tcMar>
+            <w:vAlign w:val="top"/>
+          </w:tcPr>
+          <w:p>
+            <w:pPr>
+              <w:spacing w:after="20"/>
+            </w:pPr>
+            <w:r>
+              <w:rPr>
+                <w:b/>
+                <w:bCs/>
+                <w:color w:val="833C00"/>
+                <w:sz w:val="18"/>
+                <w:szCs w:val="18"/>
+              </w:rPr>
+              <w:t xml:space="preserve">Pallet or lot doesn't match the transfer record:  </w:t>
+            </w:r>
+            <w:r>
+              <w:rPr>
+                <w:sz w:val="18"/>
+                <w:szCs w:val="18"/>
+              </w:rPr>
+              <w:t xml:space="preserve">Stop and reconcile with the source facility before receiving.</w:t>
+            </w:r>
+          </w:p>
+          <w:p>
+            <w:pPr>
+              <w:spacing w:after="20"/>
+            </w:pPr>
+            <w:r>
+              <w:rPr>
+                <w:b/>
+                <w:bCs/>
+                <w:color w:val="833C00"/>
+                <w:sz w:val="18"/>
+                <w:szCs w:val="18"/>
+              </w:rPr>
+              <w:t xml:space="preserve">Destination structure isn't ready:  </w:t>
+            </w:r>
+            <w:r>
+              <w:rPr>
+                <w:sz w:val="18"/>
+                <w:szCs w:val="18"/>
+              </w:rPr>
+              <w:t xml:space="preserve">Don't receive into an unready zone — set up the structure first.</w:t>
+            </w:r>
+          </w:p>
+          <w:p>
+            <w:pPr>
+              <w:spacing w:after="20"/>
+            </w:pPr>
+            <w:r>
+              <w:rPr>
+                <w:b/>
+                <w:bCs/>
+                <w:color w:val="833C00"/>
+                <w:sz w:val="18"/>
+                <w:szCs w:val="18"/>
+              </w:rPr>
+              <w:t xml:space="preserve">Pallet is damaged in transit:  </w:t>
+            </w:r>
+            <w:r>
+              <w:rPr>
+                <w:sz w:val="18"/>
+                <w:szCs w:val="18"/>
+              </w:rPr>
+              <w:t xml:space="preserve">Receive it, then apply damaged/quarantine status with a reason and a System Log note.</w:t>
+            </w:r>
+          </w:p>
+          <w:p>
+            <w:pPr>
+              <w:spacing w:after="20"/>
+            </w:pPr>
+            <w:r>
+              <w:rPr>
+                <w:b/>
+                <w:bCs/>
+                <w:color w:val="833C00"/>
+                <w:sz w:val="18"/>
+                <w:szCs w:val="18"/>
+              </w:rPr>
+              <w:t xml:space="preserve">Received stock is sitting in the lane:  </w:t>
+            </w:r>
+            <w:r>
+              <w:rPr>
+                <w:sz w:val="18"/>
+                <w:szCs w:val="18"/>
+              </w:rPr>
+              <w:t xml:space="preserve">Trigger Put-Away immediately so it isn't invisible.</w:t>
+            </w:r>
+          </w:p>
+        </w:tc>
+      </w:tr>
+      <w:tr>
+        <w:tc>
+          <w:tcPr>
+            <w:tcW w:type="dxa" w:w="2160"/>
+            <w:tcBorders>
+              <w:top w:val="single" w:color="BFBFBF" w:sz="4"/>
+              <w:left w:val="single" w:color="BFBFBF" w:sz="4"/>
+              <w:bottom w:val="single" w:color="BFBFBF" w:sz="4"/>
+              <w:right w:val="single" w:color="BFBFBF" w:sz="4"/>
+            </w:tcBorders>
             <w:shd w:fill="FCE4D6" w:val="clear"/>
             <w:tcMar>
               <w:top w:type="dxa" w:w="60"/>
@@ -11478,6 +12930,149 @@
               <w:bottom w:val="single" w:color="BFBFBF" w:sz="4"/>
               <w:right w:val="single" w:color="BFBFBF" w:sz="4"/>
             </w:tcBorders>
+            <w:shd w:fill="FFF2CC" w:val="clear"/>
+            <w:tcMar>
+              <w:top w:type="dxa" w:w="60"/>
+              <w:left w:type="dxa" w:w="120"/>
+              <w:bottom w:type="dxa" w:w="60"/>
+              <w:right w:type="dxa" w:w="100"/>
+            </w:tcMar>
+            <w:vAlign w:val="top"/>
+          </w:tcPr>
+          <w:p>
+            <w:pPr>
+              <w:spacing w:after="40"/>
+            </w:pPr>
+            <w:r>
+              <w:rPr>
+                <w:b/>
+                <w:bCs/>
+                <w:color w:val="1F3864"/>
+                <w:sz w:val="18"/>
+                <w:szCs w:val="18"/>
+              </w:rPr>
+              <w:t xml:space="preserve">If this happens → do this</w:t>
+            </w:r>
+          </w:p>
+        </w:tc>
+        <w:tc>
+          <w:tcPr>
+            <w:tcW w:type="dxa" w:w="7920"/>
+            <w:tcBorders>
+              <w:top w:val="single" w:color="BFBFBF" w:sz="4"/>
+              <w:left w:val="single" w:color="BFBFBF" w:sz="4"/>
+              <w:bottom w:val="single" w:color="BFBFBF" w:sz="4"/>
+              <w:right w:val="single" w:color="BFBFBF" w:sz="4"/>
+            </w:tcBorders>
+            <w:shd w:fill="FFFBEF" w:val="clear"/>
+            <w:tcMar>
+              <w:top w:type="dxa" w:w="60"/>
+              <w:left w:type="dxa" w:w="120"/>
+              <w:bottom w:type="dxa" w:w="60"/>
+              <w:right w:type="dxa" w:w="120"/>
+            </w:tcMar>
+            <w:vAlign w:val="top"/>
+          </w:tcPr>
+          <w:p>
+            <w:pPr>
+              <w:spacing w:after="20"/>
+            </w:pPr>
+            <w:r>
+              <w:rPr>
+                <w:b/>
+                <w:bCs/>
+                <w:color w:val="833C00"/>
+                <w:sz w:val="18"/>
+                <w:szCs w:val="18"/>
+              </w:rPr>
+              <w:t xml:space="preserve">Demand exceeds available pallets:  </w:t>
+            </w:r>
+            <w:r>
+              <w:rPr>
+                <w:sz w:val="18"/>
+                <w:szCs w:val="18"/>
+              </w:rPr>
+              <w:t xml:space="preserve">Don't release the shortfall. Flag the shortage and source stock first.</w:t>
+            </w:r>
+          </w:p>
+          <w:p>
+            <w:pPr>
+              <w:spacing w:after="20"/>
+            </w:pPr>
+            <w:r>
+              <w:rPr>
+                <w:b/>
+                <w:bCs/>
+                <w:color w:val="833C00"/>
+                <w:sz w:val="18"/>
+                <w:szCs w:val="18"/>
+              </w:rPr>
+              <w:t xml:space="preserve">A task would need a split pallet:  </w:t>
+            </w:r>
+            <w:r>
+              <w:rPr>
+                <w:sz w:val="18"/>
+                <w:szCs w:val="18"/>
+              </w:rPr>
+              <w:t xml:space="preserve">Not supported — resolve with a repack or a whole-pallet plan before release.</w:t>
+            </w:r>
+          </w:p>
+          <w:p>
+            <w:pPr>
+              <w:spacing w:after="20"/>
+            </w:pPr>
+            <w:r>
+              <w:rPr>
+                <w:b/>
+                <w:bCs/>
+                <w:color w:val="833C00"/>
+                <w:sz w:val="18"/>
+                <w:szCs w:val="18"/>
+              </w:rPr>
+              <w:t xml:space="preserve">List has stale dates or hygiene issues:  </w:t>
+            </w:r>
+            <w:r>
+              <w:rPr>
+                <w:sz w:val="18"/>
+                <w:szCs w:val="18"/>
+              </w:rPr>
+              <w:t xml:space="preserve">Clean the list before releasing it to the floor.</w:t>
+            </w:r>
+          </w:p>
+          <w:p>
+            <w:pPr>
+              <w:spacing w:after="20"/>
+            </w:pPr>
+            <w:r>
+              <w:rPr>
+                <w:b/>
+                <w:bCs/>
+                <w:color w:val="833C00"/>
+                <w:sz w:val="18"/>
+                <w:szCs w:val="18"/>
+              </w:rPr>
+              <w:t xml:space="preserve">An operator hits a short/damaged pallet:  </w:t>
+            </w:r>
+            <w:r>
+              <w:rPr>
+                <w:sz w:val="18"/>
+                <w:szCs w:val="18"/>
+              </w:rPr>
+              <w:t xml:space="preserve">Handle it as an exception (hold/status/log) and reassign the work.</w:t>
+            </w:r>
+          </w:p>
+        </w:tc>
+      </w:tr>
+      <w:tr>
+        <w:tc>
+          <w:tcPr>
+            <w:tcW w:type="dxa" w:w="2160"/>
+            <w:tcBorders>
+              <w:top w:val="single" w:color="BFBFBF" w:sz="4"/>
+              <w:left w:val="single" w:color="BFBFBF" w:sz="4"/>
+              <w:bottom w:val="single" w:color="BFBFBF" w:sz="4"/>
+              <w:right w:val="single" w:color="BFBFBF" w:sz="4"/>
+            </w:tcBorders>
             <w:shd w:fill="FCE4D6" w:val="clear"/>
             <w:tcMar>
               <w:top w:type="dxa" w:w="60"/>
@@ -12191,6 +13786,171 @@
               <w:bottom w:val="single" w:color="BFBFBF" w:sz="4"/>
               <w:right w:val="single" w:color="BFBFBF" w:sz="4"/>
             </w:tcBorders>
+            <w:shd w:fill="FFF2CC" w:val="clear"/>
+            <w:tcMar>
+              <w:top w:type="dxa" w:w="60"/>
+              <w:left w:type="dxa" w:w="120"/>
+              <w:bottom w:type="dxa" w:w="60"/>
+              <w:right w:type="dxa" w:w="100"/>
+            </w:tcMar>
+            <w:vAlign w:val="top"/>
+          </w:tcPr>
+          <w:p>
+            <w:pPr>
+              <w:spacing w:after="40"/>
+            </w:pPr>
+            <w:r>
+              <w:rPr>
+                <w:b/>
+                <w:bCs/>
+                <w:color w:val="1F3864"/>
+                <w:sz w:val="18"/>
+                <w:szCs w:val="18"/>
+              </w:rPr>
+              <w:t xml:space="preserve">If this happens → do this</w:t>
+            </w:r>
+          </w:p>
+        </w:tc>
+        <w:tc>
+          <w:tcPr>
+            <w:tcW w:type="dxa" w:w="7920"/>
+            <w:tcBorders>
+              <w:top w:val="single" w:color="BFBFBF" w:sz="4"/>
+              <w:left w:val="single" w:color="BFBFBF" w:sz="4"/>
+              <w:bottom w:val="single" w:color="BFBFBF" w:sz="4"/>
+              <w:right w:val="single" w:color="BFBFBF" w:sz="4"/>
+            </w:tcBorders>
+            <w:shd w:fill="FFFBEF" w:val="clear"/>
+            <w:tcMar>
+              <w:top w:type="dxa" w:w="60"/>
+              <w:left w:type="dxa" w:w="120"/>
+              <w:bottom w:type="dxa" w:w="60"/>
+              <w:right w:type="dxa" w:w="120"/>
+            </w:tcMar>
+            <w:vAlign w:val="top"/>
+          </w:tcPr>
+          <w:p>
+            <w:pPr>
+              <w:spacing w:after="20"/>
+            </w:pPr>
+            <w:r>
+              <w:rPr>
+                <w:b/>
+                <w:bCs/>
+                <w:color w:val="833C00"/>
+                <w:sz w:val="18"/>
+                <w:szCs w:val="18"/>
+              </w:rPr>
+              <w:t xml:space="preserve">Pallet is unidentified:  </w:t>
+            </w:r>
+            <w:r>
+              <w:rPr>
+                <w:sz w:val="18"/>
+                <w:szCs w:val="18"/>
+              </w:rPr>
+              <w:t xml:space="preserve">Never receive/move/pick under a guessed code. Investigate Receiving, Inventory Search, and System Log.</w:t>
+            </w:r>
+          </w:p>
+          <w:p>
+            <w:pPr>
+              <w:spacing w:after="20"/>
+            </w:pPr>
+            <w:r>
+              <w:rPr>
+                <w:b/>
+                <w:bCs/>
+                <w:color w:val="833C00"/>
+                <w:sz w:val="18"/>
+                <w:szCs w:val="18"/>
+              </w:rPr>
+              <w:t xml:space="preserve">Pallet is misplaced:  </w:t>
+            </w:r>
+            <w:r>
+              <w:rPr>
+                <w:sz w:val="18"/>
+                <w:szCs w:val="18"/>
+              </w:rPr>
+              <w:t xml:space="preserve">Use a Location Move to correct it, then update the task.</w:t>
+            </w:r>
+          </w:p>
+          <w:p>
+            <w:pPr>
+              <w:spacing w:after="20"/>
+            </w:pPr>
+            <w:r>
+              <w:rPr>
+                <w:b/>
+                <w:bCs/>
+                <w:color w:val="833C00"/>
+                <w:sz w:val="18"/>
+                <w:szCs w:val="18"/>
+              </w:rPr>
+              <w:t xml:space="preserve">Stock is damaged/expired/contaminated:  </w:t>
+            </w:r>
+            <w:r>
+              <w:rPr>
+                <w:sz w:val="18"/>
+                <w:szCs w:val="18"/>
+              </w:rPr>
+              <w:t xml:space="preserve">Apply quarantine/damaged status with a reason; raise a System Log entry for follow-up.</w:t>
+            </w:r>
+          </w:p>
+          <w:p>
+            <w:pPr>
+              <w:spacing w:after="20"/>
+            </w:pPr>
+            <w:r>
+              <w:rPr>
+                <w:b/>
+                <w:bCs/>
+                <w:color w:val="833C00"/>
+                <w:sz w:val="18"/>
+                <w:szCs w:val="18"/>
+              </w:rPr>
+              <w:t xml:space="preserve">Short whole-pallet pick:  </w:t>
+            </w:r>
+            <w:r>
+              <w:rPr>
+                <w:sz w:val="18"/>
+                <w:szCs w:val="18"/>
+              </w:rPr>
+              <w:t xml:space="preserve">Stop the pick, place the pallet on a controlled status, and log it (pending the Pick Exception Resolver).</w:t>
+            </w:r>
+          </w:p>
+          <w:p>
+            <w:pPr>
+              <w:spacing w:after="20"/>
+            </w:pPr>
+            <w:r>
+              <w:rPr>
+                <w:b/>
+                <w:bCs/>
+                <w:color w:val="833C00"/>
+                <w:sz w:val="18"/>
+                <w:szCs w:val="18"/>
+              </w:rPr>
+              <w:t xml:space="preserve">Scanner, camera, or network fails:  </w:t>
+            </w:r>
+            <w:r>
+              <w:rPr>
+                <w:sz w:val="18"/>
+                <w:szCs w:val="18"/>
+              </w:rPr>
+              <w:t xml:space="preserve">Type codes manually. If the network blocks posting, keep the pallet as-is and wait/retry — never repeat the physical move under a second task.</w:t>
+            </w:r>
+          </w:p>
+        </w:tc>
+      </w:tr>
+      <w:tr>
+        <w:tc>
+          <w:tcPr>
+            <w:tcW w:type="dxa" w:w="2160"/>
+            <w:tcBorders>
+              <w:top w:val="single" w:color="BFBFBF" w:sz="4"/>
+              <w:left w:val="single" w:color="BFBFBF" w:sz="4"/>
+              <w:bottom w:val="single" w:color="BFBFBF" w:sz="4"/>
+              <w:right w:val="single" w:color="BFBFBF" w:sz="4"/>
+            </w:tcBorders>
             <w:shd w:fill="FCE4D6" w:val="clear"/>
             <w:tcMar>
               <w:top w:type="dxa" w:w="60"/>
@@ -12916,6 +14676,171 @@
               <w:bottom w:val="single" w:color="BFBFBF" w:sz="4"/>
               <w:right w:val="single" w:color="BFBFBF" w:sz="4"/>
             </w:tcBorders>
+            <w:shd w:fill="FFF2CC" w:val="clear"/>
+            <w:tcMar>
+              <w:top w:type="dxa" w:w="60"/>
+              <w:left w:type="dxa" w:w="120"/>
+              <w:bottom w:type="dxa" w:w="60"/>
+              <w:right w:type="dxa" w:w="100"/>
+            </w:tcMar>
+            <w:vAlign w:val="top"/>
+          </w:tcPr>
+          <w:p>
+            <w:pPr>
+              <w:spacing w:after="40"/>
+            </w:pPr>
+            <w:r>
+              <w:rPr>
+                <w:b/>
+                <w:bCs/>
+                <w:color w:val="1F3864"/>
+                <w:sz w:val="18"/>
+                <w:szCs w:val="18"/>
+              </w:rPr>
+              <w:t xml:space="preserve">If this happens → do this</w:t>
+            </w:r>
+          </w:p>
+        </w:tc>
+        <w:tc>
+          <w:tcPr>
+            <w:tcW w:type="dxa" w:w="7920"/>
+            <w:tcBorders>
+              <w:top w:val="single" w:color="BFBFBF" w:sz="4"/>
+              <w:left w:val="single" w:color="BFBFBF" w:sz="4"/>
+              <w:bottom w:val="single" w:color="BFBFBF" w:sz="4"/>
+              <w:right w:val="single" w:color="BFBFBF" w:sz="4"/>
+            </w:tcBorders>
+            <w:shd w:fill="FFFBEF" w:val="clear"/>
+            <w:tcMar>
+              <w:top w:type="dxa" w:w="60"/>
+              <w:left w:type="dxa" w:w="120"/>
+              <w:bottom w:type="dxa" w:w="60"/>
+              <w:right w:type="dxa" w:w="120"/>
+            </w:tcMar>
+            <w:vAlign w:val="top"/>
+          </w:tcPr>
+          <w:p>
+            <w:pPr>
+              <w:spacing w:after="20"/>
+            </w:pPr>
+            <w:r>
+              <w:rPr>
+                <w:b/>
+                <w:bCs/>
+                <w:color w:val="833C00"/>
+                <w:sz w:val="18"/>
+                <w:szCs w:val="18"/>
+              </w:rPr>
+              <w:t xml:space="preserve">Badge is lost:  </w:t>
+            </w:r>
+            <w:r>
+              <w:rPr>
+                <w:sz w:val="18"/>
+                <w:szCs w:val="18"/>
+              </w:rPr>
+              <w:t xml:space="preserve">Disable the badge and issue a new code. A password is still required, so a lost badge alone can't sign in.</w:t>
+            </w:r>
+          </w:p>
+          <w:p>
+            <w:pPr>
+              <w:spacing w:after="20"/>
+            </w:pPr>
+            <w:r>
+              <w:rPr>
+                <w:b/>
+                <w:bCs/>
+                <w:color w:val="833C00"/>
+                <w:sz w:val="18"/>
+                <w:szCs w:val="18"/>
+              </w:rPr>
+              <w:t xml:space="preserve">Person is changing duties:  </w:t>
+            </w:r>
+            <w:r>
+              <w:rPr>
+                <w:sz w:val="18"/>
+                <w:szCs w:val="18"/>
+              </w:rPr>
+              <w:t xml:space="preserve">Hide the old role assignment and add the new one — don't delete.</w:t>
+            </w:r>
+          </w:p>
+          <w:p>
+            <w:pPr>
+              <w:spacing w:after="20"/>
+            </w:pPr>
+            <w:r>
+              <w:rPr>
+                <w:b/>
+                <w:bCs/>
+                <w:color w:val="833C00"/>
+                <w:sz w:val="18"/>
+                <w:szCs w:val="18"/>
+              </w:rPr>
+              <w:t xml:space="preserve">Person is leaving:  </w:t>
+            </w:r>
+            <w:r>
+              <w:rPr>
+                <w:sz w:val="18"/>
+                <w:szCs w:val="18"/>
+              </w:rPr>
+              <w:t xml:space="preserve">Disable the profile (don't delete) to preserve audit history.</w:t>
+            </w:r>
+          </w:p>
+          <w:p>
+            <w:pPr>
+              <w:spacing w:after="20"/>
+            </w:pPr>
+            <w:r>
+              <w:rPr>
+                <w:b/>
+                <w:bCs/>
+                <w:color w:val="833C00"/>
+                <w:sz w:val="18"/>
+                <w:szCs w:val="18"/>
+              </w:rPr>
+              <w:t xml:space="preserve">A change would cut access mid-task:  </w:t>
+            </w:r>
+            <w:r>
+              <w:rPr>
+                <w:sz w:val="18"/>
+                <w:szCs w:val="18"/>
+              </w:rPr>
+              <w:t xml:space="preserve">Reassign the operator's open work first, then change access.</w:t>
+            </w:r>
+          </w:p>
+          <w:p>
+            <w:pPr>
+              <w:spacing w:after="20"/>
+            </w:pPr>
+            <w:r>
+              <w:rPr>
+                <w:b/>
+                <w:bCs/>
+                <w:color w:val="833C00"/>
+                <w:sz w:val="18"/>
+                <w:szCs w:val="18"/>
+              </w:rPr>
+              <w:t xml:space="preserve">Wrong role was assigned:  </w:t>
+            </w:r>
+            <w:r>
+              <w:rPr>
+                <w:sz w:val="18"/>
+                <w:szCs w:val="18"/>
+              </w:rPr>
+              <w:t xml:space="preserve">Hide the wrong assignment and add the correct least-privilege role.</w:t>
+            </w:r>
+          </w:p>
+        </w:tc>
+      </w:tr>
+      <w:tr>
+        <w:tc>
+          <w:tcPr>
+            <w:tcW w:type="dxa" w:w="2160"/>
+            <w:tcBorders>
+              <w:top w:val="single" w:color="BFBFBF" w:sz="4"/>
+              <w:left w:val="single" w:color="BFBFBF" w:sz="4"/>
+              <w:bottom w:val="single" w:color="BFBFBF" w:sz="4"/>
+              <w:right w:val="single" w:color="BFBFBF" w:sz="4"/>
+            </w:tcBorders>
             <w:shd w:fill="FCE4D6" w:val="clear"/>
             <w:tcMar>
               <w:top w:type="dxa" w:w="60"/>
@@ -13653,6 +15578,149 @@
               <w:bottom w:val="single" w:color="BFBFBF" w:sz="4"/>
               <w:right w:val="single" w:color="BFBFBF" w:sz="4"/>
             </w:tcBorders>
+            <w:shd w:fill="FFF2CC" w:val="clear"/>
+            <w:tcMar>
+              <w:top w:type="dxa" w:w="60"/>
+              <w:left w:type="dxa" w:w="120"/>
+              <w:bottom w:type="dxa" w:w="60"/>
+              <w:right w:type="dxa" w:w="100"/>
+            </w:tcMar>
+            <w:vAlign w:val="top"/>
+          </w:tcPr>
+          <w:p>
+            <w:pPr>
+              <w:spacing w:after="40"/>
+            </w:pPr>
+            <w:r>
+              <w:rPr>
+                <w:b/>
+                <w:bCs/>
+                <w:color w:val="1F3864"/>
+                <w:sz w:val="18"/>
+                <w:szCs w:val="18"/>
+              </w:rPr>
+              <w:t xml:space="preserve">If this happens → do this</w:t>
+            </w:r>
+          </w:p>
+        </w:tc>
+        <w:tc>
+          <w:tcPr>
+            <w:tcW w:type="dxa" w:w="7920"/>
+            <w:tcBorders>
+              <w:top w:val="single" w:color="BFBFBF" w:sz="4"/>
+              <w:left w:val="single" w:color="BFBFBF" w:sz="4"/>
+              <w:bottom w:val="single" w:color="BFBFBF" w:sz="4"/>
+              <w:right w:val="single" w:color="BFBFBF" w:sz="4"/>
+            </w:tcBorders>
+            <w:shd w:fill="FFFBEF" w:val="clear"/>
+            <w:tcMar>
+              <w:top w:type="dxa" w:w="60"/>
+              <w:left w:type="dxa" w:w="120"/>
+              <w:bottom w:type="dxa" w:w="60"/>
+              <w:right w:type="dxa" w:w="120"/>
+            </w:tcMar>
+            <w:vAlign w:val="top"/>
+          </w:tcPr>
+          <w:p>
+            <w:pPr>
+              <w:spacing w:after="20"/>
+            </w:pPr>
+            <w:r>
+              <w:rPr>
+                <w:b/>
+                <w:bCs/>
+                <w:color w:val="833C00"/>
+                <w:sz w:val="18"/>
+                <w:szCs w:val="18"/>
+              </w:rPr>
+              <w:t xml:space="preserve">Codes don't match the physical racks:  </w:t>
+            </w:r>
+            <w:r>
+              <w:rPr>
+                <w:sz w:val="18"/>
+                <w:szCs w:val="18"/>
+              </w:rPr>
+              <w:t xml:space="preserve">Fix the codes in the wizard and reprint labels before sending operators there.</w:t>
+            </w:r>
+          </w:p>
+          <w:p>
+            <w:pPr>
+              <w:spacing w:after="20"/>
+            </w:pPr>
+            <w:r>
+              <w:rPr>
+                <w:b/>
+                <w:bCs/>
+                <w:color w:val="833C00"/>
+                <w:sz w:val="18"/>
+                <w:szCs w:val="18"/>
+              </w:rPr>
+              <w:t xml:space="preserve">Structure is edited after go-live:  </w:t>
+            </w:r>
+            <w:r>
+              <w:rPr>
+                <w:sz w:val="18"/>
+                <w:szCs w:val="18"/>
+              </w:rPr>
+              <w:t xml:space="preserve">Reprint the affected rack/zone labels immediately so scans match.</w:t>
+            </w:r>
+          </w:p>
+          <w:p>
+            <w:pPr>
+              <w:spacing w:after="20"/>
+            </w:pPr>
+            <w:r>
+              <w:rPr>
+                <w:b/>
+                <w:bCs/>
+                <w:color w:val="833C00"/>
+                <w:sz w:val="18"/>
+                <w:szCs w:val="18"/>
+              </w:rPr>
+              <w:t xml:space="preserve">A Reset All is needed:  </w:t>
+            </w:r>
+            <w:r>
+              <w:rPr>
+                <w:sz w:val="18"/>
+                <w:szCs w:val="18"/>
+              </w:rPr>
+              <w:t xml:space="preserve">Only with the typed challenge, and only with a rebuild plan (re-run the wizard) ready.</w:t>
+            </w:r>
+          </w:p>
+          <w:p>
+            <w:pPr>
+              <w:spacing w:after="20"/>
+            </w:pPr>
+            <w:r>
+              <w:rPr>
+                <w:b/>
+                <w:bCs/>
+                <w:color w:val="833C00"/>
+                <w:sz w:val="18"/>
+                <w:szCs w:val="18"/>
+              </w:rPr>
+              <w:t xml:space="preserve">A zone has the wrong temperature class:  </w:t>
+            </w:r>
+            <w:r>
+              <w:rPr>
+                <w:sz w:val="18"/>
+                <w:szCs w:val="18"/>
+              </w:rPr>
+              <w:t xml:space="preserve">Correct it so directed put-away matches cool/frozen stock.</w:t>
+            </w:r>
+          </w:p>
+        </w:tc>
+      </w:tr>
+      <w:tr>
+        <w:tc>
+          <w:tcPr>
+            <w:tcW w:type="dxa" w:w="2160"/>
+            <w:tcBorders>
+              <w:top w:val="single" w:color="BFBFBF" w:sz="4"/>
+              <w:left w:val="single" w:color="BFBFBF" w:sz="4"/>
+              <w:bottom w:val="single" w:color="BFBFBF" w:sz="4"/>
+              <w:right w:val="single" w:color="BFBFBF" w:sz="4"/>
+            </w:tcBorders>
             <w:shd w:fill="FCE4D6" w:val="clear"/>
             <w:tcMar>
               <w:top w:type="dxa" w:w="60"/>
@@ -14364,6 +16432,149 @@
                 <w:szCs w:val="18"/>
               </w:rPr>
               <w:t xml:space="preserve">Act on bottlenecks before releasing more work into them.</w:t>
+            </w:r>
+          </w:p>
+        </w:tc>
+      </w:tr>
+      <w:tr>
+        <w:tc>
+          <w:tcPr>
+            <w:tcW w:type="dxa" w:w="2160"/>
+            <w:tcBorders>
+              <w:top w:val="single" w:color="BFBFBF" w:sz="4"/>
+              <w:left w:val="single" w:color="BFBFBF" w:sz="4"/>
+              <w:bottom w:val="single" w:color="BFBFBF" w:sz="4"/>
+              <w:right w:val="single" w:color="BFBFBF" w:sz="4"/>
+            </w:tcBorders>
+            <w:shd w:fill="FFF2CC" w:val="clear"/>
+            <w:tcMar>
+              <w:top w:type="dxa" w:w="60"/>
+              <w:left w:type="dxa" w:w="120"/>
+              <w:bottom w:type="dxa" w:w="60"/>
+              <w:right w:type="dxa" w:w="100"/>
+            </w:tcMar>
+            <w:vAlign w:val="top"/>
+          </w:tcPr>
+          <w:p>
+            <w:pPr>
+              <w:spacing w:after="40"/>
+            </w:pPr>
+            <w:r>
+              <w:rPr>
+                <w:b/>
+                <w:bCs/>
+                <w:color w:val="1F3864"/>
+                <w:sz w:val="18"/>
+                <w:szCs w:val="18"/>
+              </w:rPr>
+              <w:t xml:space="preserve">If this happens → do this</w:t>
+            </w:r>
+          </w:p>
+        </w:tc>
+        <w:tc>
+          <w:tcPr>
+            <w:tcW w:type="dxa" w:w="7920"/>
+            <w:tcBorders>
+              <w:top w:val="single" w:color="BFBFBF" w:sz="4"/>
+              <w:left w:val="single" w:color="BFBFBF" w:sz="4"/>
+              <w:bottom w:val="single" w:color="BFBFBF" w:sz="4"/>
+              <w:right w:val="single" w:color="BFBFBF" w:sz="4"/>
+            </w:tcBorders>
+            <w:shd w:fill="FFFBEF" w:val="clear"/>
+            <w:tcMar>
+              <w:top w:type="dxa" w:w="60"/>
+              <w:left w:type="dxa" w:w="120"/>
+              <w:bottom w:type="dxa" w:w="60"/>
+              <w:right w:type="dxa" w:w="120"/>
+            </w:tcMar>
+            <w:vAlign w:val="top"/>
+          </w:tcPr>
+          <w:p>
+            <w:pPr>
+              <w:spacing w:after="20"/>
+            </w:pPr>
+            <w:r>
+              <w:rPr>
+                <w:b/>
+                <w:bCs/>
+                <w:color w:val="833C00"/>
+                <w:sz w:val="18"/>
+                <w:szCs w:val="18"/>
+              </w:rPr>
+              <w:t xml:space="preserve">Quarantine/missing/blocked is trending up:  </w:t>
+            </w:r>
+            <w:r>
+              <w:rPr>
+                <w:sz w:val="18"/>
+                <w:szCs w:val="18"/>
+              </w:rPr>
+              <w:t xml:space="preserve">Treat it as standard work slipping — investigate root cause and assign an owner.</w:t>
+            </w:r>
+          </w:p>
+          <w:p>
+            <w:pPr>
+              <w:spacing w:after="20"/>
+            </w:pPr>
+            <w:r>
+              <w:rPr>
+                <w:b/>
+                <w:bCs/>
+                <w:color w:val="833C00"/>
+                <w:sz w:val="18"/>
+                <w:szCs w:val="18"/>
+              </w:rPr>
+              <w:t xml:space="preserve">A System Log entry is open:  </w:t>
+            </w:r>
+            <w:r>
+              <w:rPr>
+                <w:sz w:val="18"/>
+                <w:szCs w:val="18"/>
+              </w:rPr>
+              <w:t xml:space="preserve">Assign an owner; resolve it only after the real fix is in place.</w:t>
+            </w:r>
+          </w:p>
+          <w:p>
+            <w:pPr>
+              <w:spacing w:after="20"/>
+            </w:pPr>
+            <w:r>
+              <w:rPr>
+                <w:b/>
+                <w:bCs/>
+                <w:color w:val="833C00"/>
+                <w:sz w:val="18"/>
+                <w:szCs w:val="18"/>
+              </w:rPr>
+              <w:t xml:space="preserve">Occupancy pressure is high:  </w:t>
+            </w:r>
+            <w:r>
+              <w:rPr>
+                <w:sz w:val="18"/>
+                <w:szCs w:val="18"/>
+              </w:rPr>
+              <w:t xml:space="preserve">Rebalance/relocate stock before releasing more inbound into that area.</w:t>
+            </w:r>
+          </w:p>
+          <w:p>
+            <w:pPr>
+              <w:spacing w:after="20"/>
+            </w:pPr>
+            <w:r>
+              <w:rPr>
+                <w:b/>
+                <w:bCs/>
+                <w:color w:val="833C00"/>
+                <w:sz w:val="18"/>
+                <w:szCs w:val="18"/>
+              </w:rPr>
+              <w:t xml:space="preserve">Numbers look off versus the floor:  </w:t>
+            </w:r>
+            <w:r>
+              <w:rPr>
+                <w:sz w:val="18"/>
+                <w:szCs w:val="18"/>
+              </w:rPr>
+              <w:t xml:space="preserve">Drill into transactional detail / Inventory Search — don't trust the snapshot alone.</w:t>
             </w:r>
           </w:p>
         </w:tc>
